--- a/PROJECT OVERVIEW - UPTIME GENERATOR.docx
+++ b/PROJECT OVERVIEW - UPTIME GENERATOR.docx
@@ -4,6 +4,59 @@
   <w:body>
     <w:p>
       <w:r>
+        <w:t>FIRST PAGE</w:t>
+      </w:r>
+    </w:p>
+    <w:p>
+      <w:r>
+        <w:drawing>
+          <wp:inline distT="0" distB="0" distL="0" distR="0" wp14:anchorId="5D3BF8BF" wp14:editId="24FCDBD0">
+            <wp:extent cx="5731510" cy="2614930"/>
+            <wp:effectExtent l="0" t="0" r="2540" b="0"/>
+            <wp:docPr id="854982335" name="Picture 1"/>
+            <wp:cNvGraphicFramePr>
+              <a:graphicFrameLocks xmlns:a="http://schemas.openxmlformats.org/drawingml/2006/main" noChangeAspect="1"/>
+            </wp:cNvGraphicFramePr>
+            <a:graphic xmlns:a="http://schemas.openxmlformats.org/drawingml/2006/main">
+              <a:graphicData uri="http://schemas.openxmlformats.org/drawingml/2006/picture">
+                <pic:pic xmlns:pic="http://schemas.openxmlformats.org/drawingml/2006/picture">
+                  <pic:nvPicPr>
+                    <pic:cNvPr id="854982335" name=""/>
+                    <pic:cNvPicPr/>
+                  </pic:nvPicPr>
+                  <pic:blipFill>
+                    <a:blip r:embed="rId4"/>
+                    <a:stretch>
+                      <a:fillRect/>
+                    </a:stretch>
+                  </pic:blipFill>
+                  <pic:spPr>
+                    <a:xfrm>
+                      <a:off x="0" y="0"/>
+                      <a:ext cx="5731510" cy="2614930"/>
+                    </a:xfrm>
+                    <a:prstGeom prst="rect">
+                      <a:avLst/>
+                    </a:prstGeom>
+                  </pic:spPr>
+                </pic:pic>
+              </a:graphicData>
+            </a:graphic>
+          </wp:inline>
+        </w:drawing>
+      </w:r>
+    </w:p>
+    <w:p/>
+    <w:p>
+      <w:r>
+        <w:t>AFTER LOGIN</w:t>
+      </w:r>
+    </w:p>
+    <w:p>
+      <w:r>
+        <w:rPr>
+          <w:noProof/>
+        </w:rPr>
         <w:drawing>
           <wp:inline distT="0" distB="0" distL="0" distR="0" wp14:anchorId="6C6008F3" wp14:editId="2C4C1966">
             <wp:extent cx="5731510" cy="2894330"/>
@@ -20,7 +73,7 @@
                     <pic:cNvPicPr/>
                   </pic:nvPicPr>
                   <pic:blipFill>
-                    <a:blip r:embed="rId4"/>
+                    <a:blip r:embed="rId5"/>
                     <a:stretch>
                       <a:fillRect/>
                     </a:stretch>
@@ -43,6 +96,10 @@
     </w:p>
     <w:p>
       <w:r>
+        <w:rPr>
+          <w:noProof/>
+        </w:rPr>
+        <w:lastRenderedPageBreak/>
         <w:drawing>
           <wp:inline distT="0" distB="0" distL="0" distR="0" wp14:anchorId="432F9B5E" wp14:editId="11E06D9B">
             <wp:extent cx="5731510" cy="2590800"/>
@@ -59,7 +116,7 @@
                     <pic:cNvPicPr/>
                   </pic:nvPicPr>
                   <pic:blipFill>
-                    <a:blip r:embed="rId5"/>
+                    <a:blip r:embed="rId6"/>
                     <a:stretch>
                       <a:fillRect/>
                     </a:stretch>
@@ -87,6 +144,9 @@
         </w:rPr>
       </w:pPr>
       <w:r>
+        <w:rPr>
+          <w:noProof/>
+        </w:rPr>
         <w:drawing>
           <wp:inline distT="0" distB="0" distL="0" distR="0" wp14:anchorId="42D5C9F6" wp14:editId="5C5D294D">
             <wp:extent cx="5731510" cy="2618105"/>
@@ -103,7 +163,7 @@
                     <pic:cNvPicPr/>
                   </pic:nvPicPr>
                   <pic:blipFill>
-                    <a:blip r:embed="rId6"/>
+                    <a:blip r:embed="rId7"/>
                     <a:stretch>
                       <a:fillRect/>
                     </a:stretch>
@@ -153,7 +213,6 @@
         <w:rPr>
           <w:noProof/>
         </w:rPr>
-        <w:lastRenderedPageBreak/>
         <w:drawing>
           <wp:inline distT="0" distB="0" distL="0" distR="0" wp14:anchorId="734D117F" wp14:editId="63BFC2C2">
             <wp:extent cx="5731510" cy="2616200"/>
@@ -170,7 +229,7 @@
                     <pic:cNvPicPr/>
                   </pic:nvPicPr>
                   <pic:blipFill>
-                    <a:blip r:embed="rId7"/>
+                    <a:blip r:embed="rId8"/>
                     <a:stretch>
                       <a:fillRect/>
                     </a:stretch>
@@ -201,6 +260,7 @@
         <w:rPr>
           <w:noProof/>
         </w:rPr>
+        <w:lastRenderedPageBreak/>
         <w:drawing>
           <wp:inline distT="0" distB="0" distL="0" distR="0" wp14:anchorId="7293FE7D" wp14:editId="6B5CB8DE">
             <wp:extent cx="5731510" cy="2623185"/>
@@ -217,7 +277,7 @@
                     <pic:cNvPicPr/>
                   </pic:nvPicPr>
                   <pic:blipFill>
-                    <a:blip r:embed="rId8"/>
+                    <a:blip r:embed="rId9"/>
                     <a:stretch>
                       <a:fillRect/>
                     </a:stretch>
@@ -264,7 +324,7 @@
                     <pic:cNvPicPr/>
                   </pic:nvPicPr>
                   <pic:blipFill>
-                    <a:blip r:embed="rId9"/>
+                    <a:blip r:embed="rId10"/>
                     <a:stretch>
                       <a:fillRect/>
                     </a:stretch>
@@ -295,7 +355,6 @@
         <w:rPr>
           <w:noProof/>
         </w:rPr>
-        <w:lastRenderedPageBreak/>
         <w:drawing>
           <wp:inline distT="0" distB="0" distL="0" distR="0" wp14:anchorId="14FF2AEC" wp14:editId="7E19F11C">
             <wp:extent cx="5731510" cy="2667000"/>
@@ -312,7 +371,7 @@
                     <pic:cNvPicPr/>
                   </pic:nvPicPr>
                   <pic:blipFill>
-                    <a:blip r:embed="rId10"/>
+                    <a:blip r:embed="rId11"/>
                     <a:stretch>
                       <a:fillRect/>
                     </a:stretch>
@@ -343,6 +402,7 @@
         <w:rPr>
           <w:noProof/>
         </w:rPr>
+        <w:lastRenderedPageBreak/>
         <w:drawing>
           <wp:inline distT="0" distB="0" distL="0" distR="0" wp14:anchorId="27CA9B10" wp14:editId="05FB0882">
             <wp:extent cx="5731510" cy="2635250"/>
@@ -359,7 +419,7 @@
                     <pic:cNvPicPr/>
                   </pic:nvPicPr>
                   <pic:blipFill>
-                    <a:blip r:embed="rId11"/>
+                    <a:blip r:embed="rId12"/>
                     <a:stretch>
                       <a:fillRect/>
                     </a:stretch>
@@ -406,7 +466,7 @@
                     <pic:cNvPicPr/>
                   </pic:nvPicPr>
                   <pic:blipFill>
-                    <a:blip r:embed="rId12"/>
+                    <a:blip r:embed="rId13"/>
                     <a:stretch>
                       <a:fillRect/>
                     </a:stretch>
@@ -462,7 +522,7 @@
                     <pic:cNvPicPr/>
                   </pic:nvPicPr>
                   <pic:blipFill>
-                    <a:blip r:embed="rId13"/>
+                    <a:blip r:embed="rId14"/>
                     <a:stretch>
                       <a:fillRect/>
                     </a:stretch>
